--- a/Portfolio/portfolio_compiled_works_metadata/Work 13/Meta.docx
+++ b/Portfolio/portfolio_compiled_works_metadata/Work 13/Meta.docx
@@ -10,7 +10,7 @@
         <w:rPr>
           <w:rtl w:val="0"/>
         </w:rPr>
-        <w:t xml:space="preserve">Title: Craig Green Collection White</w:t>
+        <w:t xml:space="preserve">Title: Craig Green Collection Black</w:t>
       </w:r>
     </w:p>
     <w:p>
@@ -544,7 +544,7 @@
 
 <file path=customXML/item1.xml><?xml version="1.0" encoding="utf-8"?>
 <go:gDocsCustomXmlDataStorage xmlns:go="http://customooxmlschemas.google.com/" xmlns:r="http://schemas.openxmlformats.org/officeDocument/2006/relationships" uri="GoogleDocsCustomDataVersion2">
-  <go:docsCustomData xmlns:go="http://customooxmlschemas.google.com/" roundtripDataSignature="AMtx7mj+Pwm3VGd6UhlYTs46vxLgOOrFZA==">CgMxLjA4AHIhMVI5RmFyNTVrZDk2Y09MekVTb2JoNFJOS3R5Y0hPdXlq</go:docsCustomData>
+  <go:docsCustomData xmlns:go="http://customooxmlschemas.google.com/" roundtripDataSignature="AMtx7mjNRSQJO1ecQ8Dk5XbsDkTzxJ2wmA==">CgMxLjA4AHIhMVJIdjNLSndaaWMtaGJTeTFKcjFzSXpzRTFSRzZtQ1Mz</go:docsCustomData>
 </go:gDocsCustomXmlDataStorage>
 </file>
 
